--- a/Grade Six.docx
+++ b/Grade Six.docx
@@ -426,7 +426,25 @@
           <w:sz w:val="14"/>
           <w:szCs w:val="14"/>
         </w:rPr>
-        <w:t>{schoolYear}</w:t>
+        <w:t>{</w:t>
+      </w:r>
+      <w:proofErr w:type="spellStart"/>
+      <w:r>
+        <w:rPr>
+          <w:rFonts w:ascii="Aptos Slab" w:hAnsi="Aptos Slab" w:cs="Times New Roman"/>
+          <w:sz w:val="14"/>
+          <w:szCs w:val="14"/>
+        </w:rPr>
+        <w:t>schoolYear</w:t>
+      </w:r>
+      <w:proofErr w:type="spellEnd"/>
+      <w:r>
+        <w:rPr>
+          <w:rFonts w:ascii="Aptos Slab" w:hAnsi="Aptos Slab" w:cs="Times New Roman"/>
+          <w:sz w:val="14"/>
+          <w:szCs w:val="14"/>
+        </w:rPr>
+        <w:t>}</w:t>
       </w:r>
     </w:p>
     <w:p>
@@ -725,7 +743,27 @@
                 <w:sz w:val="18"/>
                 <w:szCs w:val="24"/>
               </w:rPr>
-              <w:t>{gradeLevel}</w:t>
+              <w:t>{</w:t>
+            </w:r>
+            <w:proofErr w:type="spellStart"/>
+            <w:r>
+              <w:rPr>
+                <w:rFonts w:ascii="Aptos Slab" w:hAnsi="Aptos Slab" w:cs="Courier New"/>
+                <w:b/>
+                <w:sz w:val="18"/>
+                <w:szCs w:val="24"/>
+              </w:rPr>
+              <w:t>gradeLevel</w:t>
+            </w:r>
+            <w:proofErr w:type="spellEnd"/>
+            <w:r>
+              <w:rPr>
+                <w:rFonts w:ascii="Aptos Slab" w:hAnsi="Aptos Slab" w:cs="Courier New"/>
+                <w:b/>
+                <w:sz w:val="18"/>
+                <w:szCs w:val="24"/>
+              </w:rPr>
+              <w:t>}</w:t>
             </w:r>
           </w:p>
         </w:tc>
@@ -939,7 +977,25 @@
           <w:iCs/>
           <w:sz w:val="18"/>
         </w:rPr>
-        <w:t>This Performance Report shows the ability and progress your child has made</w:t>
+        <w:t xml:space="preserve">This Performance Report shows the ability and </w:t>
+      </w:r>
+      <w:proofErr w:type="gramStart"/>
+      <w:r>
+        <w:rPr>
+          <w:rFonts w:ascii="Aptos Slab" w:hAnsi="Aptos Slab" w:cs="Times New Roman"/>
+          <w:iCs/>
+          <w:sz w:val="18"/>
+        </w:rPr>
+        <w:t>progress</w:t>
+      </w:r>
+      <w:proofErr w:type="gramEnd"/>
+      <w:r>
+        <w:rPr>
+          <w:rFonts w:ascii="Aptos Slab" w:hAnsi="Aptos Slab" w:cs="Times New Roman"/>
+          <w:iCs/>
+          <w:sz w:val="18"/>
+        </w:rPr>
+        <w:t xml:space="preserve"> your child has made</w:t>
       </w:r>
       <w:r>
         <w:rPr>
@@ -1891,6 +1947,7 @@
                 <w:szCs w:val="18"/>
               </w:rPr>
             </w:pPr>
+            <w:proofErr w:type="spellStart"/>
             <w:r>
               <w:rPr>
                 <w:rFonts w:ascii="Aptos Slab SemiBold" w:hAnsi="Aptos Slab SemiBold" w:cs="Times New Roman"/>
@@ -1898,8 +1955,29 @@
                 <w:sz w:val="18"/>
                 <w:szCs w:val="18"/>
               </w:rPr>
-              <w:t>Araling Panlipunan</w:t>
-            </w:r>
+              <w:t>Araling</w:t>
+            </w:r>
+            <w:proofErr w:type="spellEnd"/>
+            <w:r>
+              <w:rPr>
+                <w:rFonts w:ascii="Aptos Slab SemiBold" w:hAnsi="Aptos Slab SemiBold" w:cs="Times New Roman"/>
+                <w:bCs/>
+                <w:sz w:val="18"/>
+                <w:szCs w:val="18"/>
+              </w:rPr>
+              <w:t xml:space="preserve"> </w:t>
+            </w:r>
+            <w:proofErr w:type="spellStart"/>
+            <w:r>
+              <w:rPr>
+                <w:rFonts w:ascii="Aptos Slab SemiBold" w:hAnsi="Aptos Slab SemiBold" w:cs="Times New Roman"/>
+                <w:bCs/>
+                <w:sz w:val="18"/>
+                <w:szCs w:val="18"/>
+              </w:rPr>
+              <w:t>Panlipunan</w:t>
+            </w:r>
+            <w:proofErr w:type="spellEnd"/>
           </w:p>
         </w:tc>
         <w:tc>
@@ -5016,6 +5094,7 @@
         </w:rPr>
         <w:t xml:space="preserve">for the </w:t>
       </w:r>
+      <w:proofErr w:type="gramStart"/>
       <w:r>
         <w:rPr>
           <w:rFonts w:ascii="Aptos Slab" w:hAnsi="Aptos Slab" w:cs="Times New Roman"/>
@@ -5038,7 +5117,16 @@
           <w:sz w:val="20"/>
           <w:szCs w:val="20"/>
         </w:rPr>
-        <w:t xml:space="preserve">level </w:t>
+        <w:t>level</w:t>
+      </w:r>
+      <w:proofErr w:type="gramEnd"/>
+      <w:r>
+        <w:rPr>
+          <w:rFonts w:ascii="Aptos Slab" w:hAnsi="Aptos Slab" w:cs="Times New Roman"/>
+          <w:sz w:val="20"/>
+          <w:szCs w:val="20"/>
+        </w:rPr>
+        <w:t xml:space="preserve"> </w:t>
       </w:r>
       <w:r>
         <w:rPr>
@@ -5203,8 +5291,8 @@
               <w:rPr>
                 <w:rFonts w:ascii="Bernard MT Condensed" w:hAnsi="Bernard MT Condensed" w:cs="Times New Roman"/>
                 <w:bCs/>
-                <w:sz w:val="16"/>
-                <w:szCs w:val="18"/>
+                <w:sz w:val="18"/>
+                <w:szCs w:val="20"/>
               </w:rPr>
               <w:t>{adviser}</w:t>
             </w:r>
@@ -5233,28 +5321,30 @@
               <w:rPr>
                 <w:rFonts w:ascii="Bernard MT Condensed" w:hAnsi="Bernard MT Condensed" w:cs="Times New Roman"/>
                 <w:bCs/>
-                <w:sz w:val="16"/>
-                <w:szCs w:val="18"/>
-              </w:rPr>
-              <w:t>{school</w:t>
-            </w:r>
+                <w:sz w:val="18"/>
+                <w:szCs w:val="20"/>
+              </w:rPr>
+              <w:t>{</w:t>
+            </w:r>
+            <w:proofErr w:type="spellStart"/>
             <w:r>
               <w:rPr>
                 <w:rFonts w:ascii="Bernard MT Condensed" w:hAnsi="Bernard MT Condensed" w:cs="Times New Roman"/>
                 <w:bCs/>
-                <w:sz w:val="16"/>
-                <w:szCs w:val="18"/>
-              </w:rPr>
-              <w:t>H</w:t>
-            </w:r>
+                <w:sz w:val="18"/>
+                <w:szCs w:val="20"/>
+              </w:rPr>
+              <w:t>schoolHead</w:t>
+            </w:r>
+            <w:proofErr w:type="spellEnd"/>
             <w:r>
               <w:rPr>
                 <w:rFonts w:ascii="Bernard MT Condensed" w:hAnsi="Bernard MT Condensed" w:cs="Times New Roman"/>
                 <w:bCs/>
-                <w:sz w:val="16"/>
-                <w:szCs w:val="18"/>
-              </w:rPr>
-              <w:t>ead}</w:t>
+                <w:sz w:val="18"/>
+                <w:szCs w:val="20"/>
+              </w:rPr>
+              <w:t>}</w:t>
             </w:r>
           </w:p>
         </w:tc>
@@ -5324,7 +5414,7 @@
             <w:r>
               <w:rPr>
                 <w:rFonts w:ascii="Aptos Slab" w:hAnsi="Aptos Slab" w:cs="Times New Roman"/>
-                <w:b/>
+                <w:bCs/>
                 <w:sz w:val="18"/>
                 <w:szCs w:val="20"/>
               </w:rPr>
@@ -5598,7 +5688,7 @@
               <w:jc w:val="center"/>
               <w:rPr>
                 <w:rFonts w:ascii="Aptos Slab" w:hAnsi="Aptos Slab" w:cs="Times New Roman"/>
-                <w:b/>
+                <w:bCs/>
                 <w:sz w:val="18"/>
                 <w:szCs w:val="20"/>
               </w:rPr>
@@ -5606,7 +5696,7 @@
             <w:r>
               <w:rPr>
                 <w:rFonts w:ascii="Aptos Slab" w:hAnsi="Aptos Slab" w:cs="Times New Roman"/>
-                <w:b/>
+                <w:bCs/>
                 <w:sz w:val="18"/>
                 <w:szCs w:val="20"/>
               </w:rPr>

--- a/Grade Six.docx
+++ b/Grade Six.docx
@@ -426,25 +426,7 @@
           <w:sz w:val="14"/>
           <w:szCs w:val="14"/>
         </w:rPr>
-        <w:t>{</w:t>
-      </w:r>
-      <w:proofErr w:type="spellStart"/>
-      <w:r>
-        <w:rPr>
-          <w:rFonts w:ascii="Aptos Slab" w:hAnsi="Aptos Slab" w:cs="Times New Roman"/>
-          <w:sz w:val="14"/>
-          <w:szCs w:val="14"/>
-        </w:rPr>
-        <w:t>schoolYear</w:t>
-      </w:r>
-      <w:proofErr w:type="spellEnd"/>
-      <w:r>
-        <w:rPr>
-          <w:rFonts w:ascii="Aptos Slab" w:hAnsi="Aptos Slab" w:cs="Times New Roman"/>
-          <w:sz w:val="14"/>
-          <w:szCs w:val="14"/>
-        </w:rPr>
-        <w:t>}</w:t>
+        <w:t>{schoolYear}</w:t>
       </w:r>
     </w:p>
     <w:p>
@@ -743,27 +725,7 @@
                 <w:sz w:val="18"/>
                 <w:szCs w:val="24"/>
               </w:rPr>
-              <w:t>{</w:t>
-            </w:r>
-            <w:proofErr w:type="spellStart"/>
-            <w:r>
-              <w:rPr>
-                <w:rFonts w:ascii="Aptos Slab" w:hAnsi="Aptos Slab" w:cs="Courier New"/>
-                <w:b/>
-                <w:sz w:val="18"/>
-                <w:szCs w:val="24"/>
-              </w:rPr>
-              <w:t>gradeLevel</w:t>
-            </w:r>
-            <w:proofErr w:type="spellEnd"/>
-            <w:r>
-              <w:rPr>
-                <w:rFonts w:ascii="Aptos Slab" w:hAnsi="Aptos Slab" w:cs="Courier New"/>
-                <w:b/>
-                <w:sz w:val="18"/>
-                <w:szCs w:val="24"/>
-              </w:rPr>
-              <w:t>}</w:t>
+              <w:t>{gradeLevel}</w:t>
             </w:r>
           </w:p>
         </w:tc>
@@ -1947,7 +1909,6 @@
                 <w:szCs w:val="18"/>
               </w:rPr>
             </w:pPr>
-            <w:proofErr w:type="spellStart"/>
             <w:r>
               <w:rPr>
                 <w:rFonts w:ascii="Aptos Slab SemiBold" w:hAnsi="Aptos Slab SemiBold" w:cs="Times New Roman"/>
@@ -1955,29 +1916,8 @@
                 <w:sz w:val="18"/>
                 <w:szCs w:val="18"/>
               </w:rPr>
-              <w:t>Araling</w:t>
-            </w:r>
-            <w:proofErr w:type="spellEnd"/>
-            <w:r>
-              <w:rPr>
-                <w:rFonts w:ascii="Aptos Slab SemiBold" w:hAnsi="Aptos Slab SemiBold" w:cs="Times New Roman"/>
-                <w:bCs/>
-                <w:sz w:val="18"/>
-                <w:szCs w:val="18"/>
-              </w:rPr>
-              <w:t xml:space="preserve"> </w:t>
-            </w:r>
-            <w:proofErr w:type="spellStart"/>
-            <w:r>
-              <w:rPr>
-                <w:rFonts w:ascii="Aptos Slab SemiBold" w:hAnsi="Aptos Slab SemiBold" w:cs="Times New Roman"/>
-                <w:bCs/>
-                <w:sz w:val="18"/>
-                <w:szCs w:val="18"/>
-              </w:rPr>
-              <w:t>Panlipunan</w:t>
-            </w:r>
-            <w:proofErr w:type="spellEnd"/>
+              <w:t>Araling Panlipunan</w:t>
+            </w:r>
           </w:p>
         </w:tc>
         <w:tc>
@@ -5283,16 +5223,14 @@
               <w:rPr>
                 <w:rFonts w:ascii="Bernard MT Condensed" w:hAnsi="Bernard MT Condensed" w:cs="Times New Roman"/>
                 <w:bCs/>
-                <w:sz w:val="16"/>
-                <w:szCs w:val="18"/>
+                <w:sz w:val="20"/>
               </w:rPr>
             </w:pPr>
             <w:r>
               <w:rPr>
                 <w:rFonts w:ascii="Bernard MT Condensed" w:hAnsi="Bernard MT Condensed" w:cs="Times New Roman"/>
                 <w:bCs/>
-                <w:sz w:val="18"/>
-                <w:szCs w:val="20"/>
+                <w:sz w:val="20"/>
               </w:rPr>
               <w:t>{adviser}</w:t>
             </w:r>
@@ -5313,38 +5251,16 @@
               <w:rPr>
                 <w:rFonts w:ascii="Bernard MT Condensed" w:hAnsi="Bernard MT Condensed" w:cs="Times New Roman"/>
                 <w:bCs/>
-                <w:sz w:val="16"/>
-                <w:szCs w:val="18"/>
+                <w:sz w:val="20"/>
               </w:rPr>
             </w:pPr>
             <w:r>
               <w:rPr>
                 <w:rFonts w:ascii="Bernard MT Condensed" w:hAnsi="Bernard MT Condensed" w:cs="Times New Roman"/>
                 <w:bCs/>
-                <w:sz w:val="18"/>
-                <w:szCs w:val="20"/>
-              </w:rPr>
-              <w:t>{</w:t>
-            </w:r>
-            <w:proofErr w:type="spellStart"/>
-            <w:r>
-              <w:rPr>
-                <w:rFonts w:ascii="Bernard MT Condensed" w:hAnsi="Bernard MT Condensed" w:cs="Times New Roman"/>
-                <w:bCs/>
-                <w:sz w:val="18"/>
-                <w:szCs w:val="20"/>
-              </w:rPr>
-              <w:t>schoolHead</w:t>
-            </w:r>
-            <w:proofErr w:type="spellEnd"/>
-            <w:r>
-              <w:rPr>
-                <w:rFonts w:ascii="Bernard MT Condensed" w:hAnsi="Bernard MT Condensed" w:cs="Times New Roman"/>
-                <w:bCs/>
-                <w:sz w:val="18"/>
-                <w:szCs w:val="20"/>
-              </w:rPr>
-              <w:t>}</w:t>
+                <w:sz w:val="20"/>
+              </w:rPr>
+              <w:t>{schoolHead}</w:t>
             </w:r>
           </w:p>
         </w:tc>
@@ -5418,7 +5334,7 @@
                 <w:sz w:val="18"/>
                 <w:szCs w:val="20"/>
               </w:rPr>
-              <w:t>School Head</w:t>
+              <w:t>{schoolHeadDesignation}</w:t>
             </w:r>
           </w:p>
         </w:tc>
@@ -6162,7 +6078,6 @@
   <w:style w:type="character" w:default="1" w:styleId="DefaultParagraphFont">
     <w:name w:val="Default Paragraph Font"/>
     <w:uiPriority w:val="1"/>
-    <w:semiHidden/>
     <w:unhideWhenUsed/>
   </w:style>
   <w:style w:type="table" w:default="1" w:styleId="TableNormal">
@@ -6504,25 +6419,16 @@
 </file>
 
 <file path=customXml/item1.xml><?xml version="1.0" encoding="utf-8"?>
-<b:Sources xmlns:b="http://schemas.openxmlformats.org/officeDocument/2006/bibliography" xmlns="http://schemas.openxmlformats.org/officeDocument/2006/bibliography" SelectedStyle="\APASixthEditionOfficeOnline.xsl" StyleName="APA" Version="6"/>
-</file>
-
-<file path=customXml/item2.xml><?xml version="1.0" encoding="utf-8"?>
 <p:properties xmlns:p="http://schemas.microsoft.com/office/2006/metadata/properties" xmlns:xsi="http://www.w3.org/2001/XMLSchema-instance" xmlns:pc="http://schemas.microsoft.com/office/infopath/2007/PartnerControls">
   <documentManagement/>
 </p:properties>
 </file>
 
-<file path=customXml/item3.xml><?xml version="1.0" encoding="utf-8"?>
-<?mso-contentType ?>
-<FormTemplates xmlns="http://schemas.microsoft.com/sharepoint/v3/contenttype/forms">
-  <Display>DocumentLibraryForm</Display>
-  <Edit>DocumentLibraryForm</Edit>
-  <New>DocumentLibraryForm</New>
-</FormTemplates>
+<file path=customXml/item2.xml><?xml version="1.0" encoding="utf-8"?>
+<b:Sources xmlns:b="http://schemas.openxmlformats.org/officeDocument/2006/bibliography" xmlns="http://schemas.openxmlformats.org/officeDocument/2006/bibliography" SelectedStyle="\APASixthEditionOfficeOnline.xsl" StyleName="APA" Version="6"/>
 </file>
 
-<file path=customXml/item4.xml><?xml version="1.0" encoding="utf-8"?>
+<file path=customXml/item3.xml><?xml version="1.0" encoding="utf-8"?>
 <ct:contentTypeSchema xmlns:ct="http://schemas.microsoft.com/office/2006/metadata/contentType" xmlns:ma="http://schemas.microsoft.com/office/2006/metadata/properties/metaAttributes" ct:_="" ma:_="" ma:contentTypeName="Document" ma:contentTypeID="0x01010019B181300F721B4D9F3B95A3EE15143C" ma:contentTypeVersion="10" ma:contentTypeDescription="Create a new document." ma:contentTypeScope="" ma:versionID="bf2ca1b3bc24449cdd1a669432d4bb9e">
   <xsd:schema xmlns:xsd="http://www.w3.org/2001/XMLSchema" xmlns:xs="http://www.w3.org/2001/XMLSchema" xmlns:p="http://schemas.microsoft.com/office/2006/metadata/properties" xmlns:ns3="541f9672-3e94-4c26-a847-81d4d159bfa1" targetNamespace="http://schemas.microsoft.com/office/2006/metadata/properties" ma:root="true" ma:fieldsID="14a7babb77b443892259070c9ba030eb" ns3:_="">
     <xsd:import namespace="541f9672-3e94-4c26-a847-81d4d159bfa1"/>
@@ -6706,15 +6612,16 @@
 </ct:contentTypeSchema>
 </file>
 
-<file path=customXml/itemProps1.xml><?xml version="1.0" encoding="utf-8"?>
-<ds:datastoreItem xmlns:ds="http://schemas.openxmlformats.org/officeDocument/2006/customXml" ds:itemID="{79EDFC7F-E73A-4641-AB05-0EAF77FB85CB}">
-  <ds:schemaRefs>
-    <ds:schemaRef ds:uri="http://schemas.openxmlformats.org/officeDocument/2006/bibliography"/>
-  </ds:schemaRefs>
-</ds:datastoreItem>
+<file path=customXml/item4.xml><?xml version="1.0" encoding="utf-8"?>
+<?mso-contentType ?>
+<FormTemplates xmlns="http://schemas.microsoft.com/sharepoint/v3/contenttype/forms">
+  <Display>DocumentLibraryForm</Display>
+  <Edit>DocumentLibraryForm</Edit>
+  <New>DocumentLibraryForm</New>
+</FormTemplates>
 </file>
 
-<file path=customXml/itemProps2.xml><?xml version="1.0" encoding="utf-8"?>
+<file path=customXml/itemProps1.xml><?xml version="1.0" encoding="utf-8"?>
 <ds:datastoreItem xmlns:ds="http://schemas.openxmlformats.org/officeDocument/2006/customXml" ds:itemID="{672FB7B5-DBC2-43DE-98D9-E1693A2B312F}">
   <ds:schemaRefs>
     <ds:schemaRef ds:uri="http://schemas.microsoft.com/office/2006/metadata/properties"/>
@@ -6723,15 +6630,15 @@
 </ds:datastoreItem>
 </file>
 
-<file path=customXml/itemProps3.xml><?xml version="1.0" encoding="utf-8"?>
-<ds:datastoreItem xmlns:ds="http://schemas.openxmlformats.org/officeDocument/2006/customXml" ds:itemID="{9E607EEA-1579-4534-A211-223D35B43271}">
+<file path=customXml/itemProps2.xml><?xml version="1.0" encoding="utf-8"?>
+<ds:datastoreItem xmlns:ds="http://schemas.openxmlformats.org/officeDocument/2006/customXml" ds:itemID="{79EDFC7F-E73A-4641-AB05-0EAF77FB85CB}">
   <ds:schemaRefs>
-    <ds:schemaRef ds:uri="http://schemas.microsoft.com/sharepoint/v3/contenttype/forms"/>
+    <ds:schemaRef ds:uri="http://schemas.openxmlformats.org/officeDocument/2006/bibliography"/>
   </ds:schemaRefs>
 </ds:datastoreItem>
 </file>
 
-<file path=customXml/itemProps4.xml><?xml version="1.0" encoding="utf-8"?>
+<file path=customXml/itemProps3.xml><?xml version="1.0" encoding="utf-8"?>
 <ds:datastoreItem xmlns:ds="http://schemas.openxmlformats.org/officeDocument/2006/customXml" ds:itemID="{1934D20A-BA2A-4311-8449-030457D80377}">
   <ds:schemaRefs>
     <ds:schemaRef ds:uri="http://schemas.microsoft.com/office/2006/metadata/contentType"/>
@@ -6747,4 +6654,12 @@
     <ds:schemaRef ds:uri="http://schemas.microsoft.com/internal/obd"/>
   </ds:schemaRefs>
 </ds:datastoreItem>
+</file>
+
+<file path=customXml/itemProps4.xml><?xml version="1.0" encoding="utf-8"?>
+<ds:datastoreItem xmlns:ds="http://schemas.openxmlformats.org/officeDocument/2006/customXml" ds:itemID="{9E607EEA-1579-4534-A211-223D35B43271}">
+  <ds:schemaRefs>
+    <ds:schemaRef ds:uri="http://schemas.microsoft.com/sharepoint/v3/contenttype/forms"/>
+  </ds:schemaRefs>
+</ds:datastoreItem>
 </file>
--- a/Grade Six.docx
+++ b/Grade Six.docx
@@ -939,25 +939,7 @@
           <w:iCs/>
           <w:sz w:val="18"/>
         </w:rPr>
-        <w:t xml:space="preserve">This Performance Report shows the ability and </w:t>
-      </w:r>
-      <w:proofErr w:type="gramStart"/>
-      <w:r>
-        <w:rPr>
-          <w:rFonts w:ascii="Aptos Slab" w:hAnsi="Aptos Slab" w:cs="Times New Roman"/>
-          <w:iCs/>
-          <w:sz w:val="18"/>
-        </w:rPr>
-        <w:t>progress</w:t>
-      </w:r>
-      <w:proofErr w:type="gramEnd"/>
-      <w:r>
-        <w:rPr>
-          <w:rFonts w:ascii="Aptos Slab" w:hAnsi="Aptos Slab" w:cs="Times New Roman"/>
-          <w:iCs/>
-          <w:sz w:val="18"/>
-        </w:rPr>
-        <w:t xml:space="preserve"> your child has made</w:t>
+        <w:t>This Performance Report shows the ability and progress your child has made</w:t>
       </w:r>
       <w:r>
         <w:rPr>
@@ -997,6 +979,14 @@
         </w:rPr>
         <w:tab/>
         <w:t>The school welcomes you should you desire to know more about your child’s progress</w:t>
+      </w:r>
+      <w:r>
+        <w:rPr>
+          <w:rFonts w:ascii="Aptos Slab" w:hAnsi="Aptos Slab" w:cs="Times New Roman"/>
+          <w:iCs/>
+          <w:sz w:val="18"/>
+        </w:rPr>
+        <w:t>.</w:t>
       </w:r>
     </w:p>
     <w:p>
@@ -5034,7 +5024,6 @@
         </w:rPr>
         <w:t xml:space="preserve">for the </w:t>
       </w:r>
-      <w:proofErr w:type="gramStart"/>
       <w:r>
         <w:rPr>
           <w:rFonts w:ascii="Aptos Slab" w:hAnsi="Aptos Slab" w:cs="Times New Roman"/>
@@ -5057,16 +5046,7 @@
           <w:sz w:val="20"/>
           <w:szCs w:val="20"/>
         </w:rPr>
-        <w:t>level</w:t>
-      </w:r>
-      <w:proofErr w:type="gramEnd"/>
-      <w:r>
-        <w:rPr>
-          <w:rFonts w:ascii="Aptos Slab" w:hAnsi="Aptos Slab" w:cs="Times New Roman"/>
-          <w:sz w:val="20"/>
-          <w:szCs w:val="20"/>
-        </w:rPr>
-        <w:t xml:space="preserve"> </w:t>
+        <w:t xml:space="preserve">level </w:t>
       </w:r>
       <w:r>
         <w:rPr>
@@ -6078,6 +6058,7 @@
   <w:style w:type="character" w:default="1" w:styleId="DefaultParagraphFont">
     <w:name w:val="Default Paragraph Font"/>
     <w:uiPriority w:val="1"/>
+    <w:semiHidden/>
     <w:unhideWhenUsed/>
   </w:style>
   <w:style w:type="table" w:default="1" w:styleId="TableNormal">
@@ -6419,16 +6400,25 @@
 </file>
 
 <file path=customXml/item1.xml><?xml version="1.0" encoding="utf-8"?>
+<b:Sources xmlns:b="http://schemas.openxmlformats.org/officeDocument/2006/bibliography" xmlns="http://schemas.openxmlformats.org/officeDocument/2006/bibliography" SelectedStyle="\APASixthEditionOfficeOnline.xsl" StyleName="APA" Version="6"/>
+</file>
+
+<file path=customXml/item2.xml><?xml version="1.0" encoding="utf-8"?>
 <p:properties xmlns:p="http://schemas.microsoft.com/office/2006/metadata/properties" xmlns:xsi="http://www.w3.org/2001/XMLSchema-instance" xmlns:pc="http://schemas.microsoft.com/office/infopath/2007/PartnerControls">
   <documentManagement/>
 </p:properties>
 </file>
 
-<file path=customXml/item2.xml><?xml version="1.0" encoding="utf-8"?>
-<b:Sources xmlns:b="http://schemas.openxmlformats.org/officeDocument/2006/bibliography" xmlns="http://schemas.openxmlformats.org/officeDocument/2006/bibliography" SelectedStyle="\APASixthEditionOfficeOnline.xsl" StyleName="APA" Version="6"/>
+<file path=customXml/item3.xml><?xml version="1.0" encoding="utf-8"?>
+<?mso-contentType ?>
+<FormTemplates xmlns="http://schemas.microsoft.com/sharepoint/v3/contenttype/forms">
+  <Display>DocumentLibraryForm</Display>
+  <Edit>DocumentLibraryForm</Edit>
+  <New>DocumentLibraryForm</New>
+</FormTemplates>
 </file>
 
-<file path=customXml/item3.xml><?xml version="1.0" encoding="utf-8"?>
+<file path=customXml/item4.xml><?xml version="1.0" encoding="utf-8"?>
 <ct:contentTypeSchema xmlns:ct="http://schemas.microsoft.com/office/2006/metadata/contentType" xmlns:ma="http://schemas.microsoft.com/office/2006/metadata/properties/metaAttributes" ct:_="" ma:_="" ma:contentTypeName="Document" ma:contentTypeID="0x01010019B181300F721B4D9F3B95A3EE15143C" ma:contentTypeVersion="10" ma:contentTypeDescription="Create a new document." ma:contentTypeScope="" ma:versionID="bf2ca1b3bc24449cdd1a669432d4bb9e">
   <xsd:schema xmlns:xsd="http://www.w3.org/2001/XMLSchema" xmlns:xs="http://www.w3.org/2001/XMLSchema" xmlns:p="http://schemas.microsoft.com/office/2006/metadata/properties" xmlns:ns3="541f9672-3e94-4c26-a847-81d4d159bfa1" targetNamespace="http://schemas.microsoft.com/office/2006/metadata/properties" ma:root="true" ma:fieldsID="14a7babb77b443892259070c9ba030eb" ns3:_="">
     <xsd:import namespace="541f9672-3e94-4c26-a847-81d4d159bfa1"/>
@@ -6612,16 +6602,15 @@
 </ct:contentTypeSchema>
 </file>
 
-<file path=customXml/item4.xml><?xml version="1.0" encoding="utf-8"?>
-<?mso-contentType ?>
-<FormTemplates xmlns="http://schemas.microsoft.com/sharepoint/v3/contenttype/forms">
-  <Display>DocumentLibraryForm</Display>
-  <Edit>DocumentLibraryForm</Edit>
-  <New>DocumentLibraryForm</New>
-</FormTemplates>
+<file path=customXml/itemProps1.xml><?xml version="1.0" encoding="utf-8"?>
+<ds:datastoreItem xmlns:ds="http://schemas.openxmlformats.org/officeDocument/2006/customXml" ds:itemID="{79EDFC7F-E73A-4641-AB05-0EAF77FB85CB}">
+  <ds:schemaRefs>
+    <ds:schemaRef ds:uri="http://schemas.openxmlformats.org/officeDocument/2006/bibliography"/>
+  </ds:schemaRefs>
+</ds:datastoreItem>
 </file>
 
-<file path=customXml/itemProps1.xml><?xml version="1.0" encoding="utf-8"?>
+<file path=customXml/itemProps2.xml><?xml version="1.0" encoding="utf-8"?>
 <ds:datastoreItem xmlns:ds="http://schemas.openxmlformats.org/officeDocument/2006/customXml" ds:itemID="{672FB7B5-DBC2-43DE-98D9-E1693A2B312F}">
   <ds:schemaRefs>
     <ds:schemaRef ds:uri="http://schemas.microsoft.com/office/2006/metadata/properties"/>
@@ -6630,15 +6619,15 @@
 </ds:datastoreItem>
 </file>
 
-<file path=customXml/itemProps2.xml><?xml version="1.0" encoding="utf-8"?>
-<ds:datastoreItem xmlns:ds="http://schemas.openxmlformats.org/officeDocument/2006/customXml" ds:itemID="{79EDFC7F-E73A-4641-AB05-0EAF77FB85CB}">
+<file path=customXml/itemProps3.xml><?xml version="1.0" encoding="utf-8"?>
+<ds:datastoreItem xmlns:ds="http://schemas.openxmlformats.org/officeDocument/2006/customXml" ds:itemID="{9E607EEA-1579-4534-A211-223D35B43271}">
   <ds:schemaRefs>
-    <ds:schemaRef ds:uri="http://schemas.openxmlformats.org/officeDocument/2006/bibliography"/>
+    <ds:schemaRef ds:uri="http://schemas.microsoft.com/sharepoint/v3/contenttype/forms"/>
   </ds:schemaRefs>
 </ds:datastoreItem>
 </file>
 
-<file path=customXml/itemProps3.xml><?xml version="1.0" encoding="utf-8"?>
+<file path=customXml/itemProps4.xml><?xml version="1.0" encoding="utf-8"?>
 <ds:datastoreItem xmlns:ds="http://schemas.openxmlformats.org/officeDocument/2006/customXml" ds:itemID="{1934D20A-BA2A-4311-8449-030457D80377}">
   <ds:schemaRefs>
     <ds:schemaRef ds:uri="http://schemas.microsoft.com/office/2006/metadata/contentType"/>
@@ -6654,12 +6643,4 @@
     <ds:schemaRef ds:uri="http://schemas.microsoft.com/internal/obd"/>
   </ds:schemaRefs>
 </ds:datastoreItem>
-</file>
-
-<file path=customXml/itemProps4.xml><?xml version="1.0" encoding="utf-8"?>
-<ds:datastoreItem xmlns:ds="http://schemas.openxmlformats.org/officeDocument/2006/customXml" ds:itemID="{9E607EEA-1579-4534-A211-223D35B43271}">
-  <ds:schemaRefs>
-    <ds:schemaRef ds:uri="http://schemas.microsoft.com/sharepoint/v3/contenttype/forms"/>
-  </ds:schemaRefs>
-</ds:datastoreItem>
 </file>
--- a/Grade Six.docx
+++ b/Grade Six.docx
@@ -426,7 +426,25 @@
           <w:sz w:val="14"/>
           <w:szCs w:val="14"/>
         </w:rPr>
-        <w:t>{schoolYear}</w:t>
+        <w:t>{</w:t>
+      </w:r>
+      <w:proofErr w:type="spellStart"/>
+      <w:r>
+        <w:rPr>
+          <w:rFonts w:ascii="Aptos Slab" w:hAnsi="Aptos Slab" w:cs="Times New Roman"/>
+          <w:sz w:val="14"/>
+          <w:szCs w:val="14"/>
+        </w:rPr>
+        <w:t>schoolYear</w:t>
+      </w:r>
+      <w:proofErr w:type="spellEnd"/>
+      <w:r>
+        <w:rPr>
+          <w:rFonts w:ascii="Aptos Slab" w:hAnsi="Aptos Slab" w:cs="Times New Roman"/>
+          <w:sz w:val="14"/>
+          <w:szCs w:val="14"/>
+        </w:rPr>
+        <w:t>}</w:t>
       </w:r>
     </w:p>
     <w:p>
@@ -573,6 +591,7 @@
             <w:tcBorders>
               <w:top w:val="single" w:sz="6" w:space="0" w:color="FFFFFF" w:themeColor="background1"/>
             </w:tcBorders>
+            <w:vAlign w:val="bottom"/>
           </w:tcPr>
           <w:p>
             <w:pPr>
@@ -627,6 +646,7 @@
             <w:tcBorders>
               <w:top w:val="single" w:sz="6" w:space="0" w:color="auto"/>
             </w:tcBorders>
+            <w:vAlign w:val="bottom"/>
           </w:tcPr>
           <w:p>
             <w:pPr>
@@ -681,6 +701,7 @@
         <w:tc>
           <w:tcPr>
             <w:tcW w:w="693" w:type="pct"/>
+            <w:vAlign w:val="bottom"/>
           </w:tcPr>
           <w:p>
             <w:pPr>
@@ -725,13 +746,34 @@
                 <w:sz w:val="18"/>
                 <w:szCs w:val="24"/>
               </w:rPr>
-              <w:t>{gradeLevel}</w:t>
+              <w:t>{</w:t>
+            </w:r>
+            <w:proofErr w:type="spellStart"/>
+            <w:r>
+              <w:rPr>
+                <w:rFonts w:ascii="Aptos Slab" w:hAnsi="Aptos Slab" w:cs="Courier New"/>
+                <w:b/>
+                <w:sz w:val="18"/>
+                <w:szCs w:val="24"/>
+              </w:rPr>
+              <w:t>gradeLevel</w:t>
+            </w:r>
+            <w:proofErr w:type="spellEnd"/>
+            <w:r>
+              <w:rPr>
+                <w:rFonts w:ascii="Aptos Slab" w:hAnsi="Aptos Slab" w:cs="Courier New"/>
+                <w:b/>
+                <w:sz w:val="18"/>
+                <w:szCs w:val="24"/>
+              </w:rPr>
+              <w:t>}</w:t>
             </w:r>
           </w:p>
         </w:tc>
         <w:tc>
           <w:tcPr>
             <w:tcW w:w="753" w:type="pct"/>
+            <w:vAlign w:val="bottom"/>
           </w:tcPr>
           <w:p>
             <w:pPr>
@@ -786,6 +828,7 @@
         <w:tc>
           <w:tcPr>
             <w:tcW w:w="693" w:type="pct"/>
+            <w:vAlign w:val="bottom"/>
           </w:tcPr>
           <w:p>
             <w:pPr>
@@ -939,7 +982,25 @@
           <w:iCs/>
           <w:sz w:val="18"/>
         </w:rPr>
-        <w:t>This Performance Report shows the ability and progress your child has made</w:t>
+        <w:t xml:space="preserve">This Performance Report shows the ability and </w:t>
+      </w:r>
+      <w:proofErr w:type="gramStart"/>
+      <w:r>
+        <w:rPr>
+          <w:rFonts w:ascii="Aptos Slab" w:hAnsi="Aptos Slab" w:cs="Times New Roman"/>
+          <w:iCs/>
+          <w:sz w:val="18"/>
+        </w:rPr>
+        <w:t>progress</w:t>
+      </w:r>
+      <w:proofErr w:type="gramEnd"/>
+      <w:r>
+        <w:rPr>
+          <w:rFonts w:ascii="Aptos Slab" w:hAnsi="Aptos Slab" w:cs="Times New Roman"/>
+          <w:iCs/>
+          <w:sz w:val="18"/>
+        </w:rPr>
+        <w:t xml:space="preserve"> your child has made</w:t>
       </w:r>
       <w:r>
         <w:rPr>
@@ -1899,6 +1960,7 @@
                 <w:szCs w:val="18"/>
               </w:rPr>
             </w:pPr>
+            <w:proofErr w:type="spellStart"/>
             <w:r>
               <w:rPr>
                 <w:rFonts w:ascii="Aptos Slab SemiBold" w:hAnsi="Aptos Slab SemiBold" w:cs="Times New Roman"/>
@@ -1906,8 +1968,29 @@
                 <w:sz w:val="18"/>
                 <w:szCs w:val="18"/>
               </w:rPr>
-              <w:t>Araling Panlipunan</w:t>
-            </w:r>
+              <w:t>Araling</w:t>
+            </w:r>
+            <w:proofErr w:type="spellEnd"/>
+            <w:r>
+              <w:rPr>
+                <w:rFonts w:ascii="Aptos Slab SemiBold" w:hAnsi="Aptos Slab SemiBold" w:cs="Times New Roman"/>
+                <w:bCs/>
+                <w:sz w:val="18"/>
+                <w:szCs w:val="18"/>
+              </w:rPr>
+              <w:t xml:space="preserve"> </w:t>
+            </w:r>
+            <w:proofErr w:type="spellStart"/>
+            <w:r>
+              <w:rPr>
+                <w:rFonts w:ascii="Aptos Slab SemiBold" w:hAnsi="Aptos Slab SemiBold" w:cs="Times New Roman"/>
+                <w:bCs/>
+                <w:sz w:val="18"/>
+                <w:szCs w:val="18"/>
+              </w:rPr>
+              <w:t>Panlipunan</w:t>
+            </w:r>
+            <w:proofErr w:type="spellEnd"/>
           </w:p>
         </w:tc>
         <w:tc>
@@ -5024,6 +5107,7 @@
         </w:rPr>
         <w:t xml:space="preserve">for the </w:t>
       </w:r>
+      <w:proofErr w:type="gramStart"/>
       <w:r>
         <w:rPr>
           <w:rFonts w:ascii="Aptos Slab" w:hAnsi="Aptos Slab" w:cs="Times New Roman"/>
@@ -5046,7 +5130,16 @@
           <w:sz w:val="20"/>
           <w:szCs w:val="20"/>
         </w:rPr>
-        <w:t xml:space="preserve">level </w:t>
+        <w:t>level</w:t>
+      </w:r>
+      <w:proofErr w:type="gramEnd"/>
+      <w:r>
+        <w:rPr>
+          <w:rFonts w:ascii="Aptos Slab" w:hAnsi="Aptos Slab" w:cs="Times New Roman"/>
+          <w:sz w:val="20"/>
+          <w:szCs w:val="20"/>
+        </w:rPr>
+        <w:t xml:space="preserve"> </w:t>
       </w:r>
       <w:r>
         <w:rPr>
@@ -5240,7 +5333,25 @@
                 <w:bCs/>
                 <w:sz w:val="20"/>
               </w:rPr>
-              <w:t>{schoolHead}</w:t>
+              <w:t>{</w:t>
+            </w:r>
+            <w:proofErr w:type="spellStart"/>
+            <w:r>
+              <w:rPr>
+                <w:rFonts w:ascii="Bernard MT Condensed" w:hAnsi="Bernard MT Condensed" w:cs="Times New Roman"/>
+                <w:bCs/>
+                <w:sz w:val="20"/>
+              </w:rPr>
+              <w:t>schoolHead</w:t>
+            </w:r>
+            <w:proofErr w:type="spellEnd"/>
+            <w:r>
+              <w:rPr>
+                <w:rFonts w:ascii="Bernard MT Condensed" w:hAnsi="Bernard MT Condensed" w:cs="Times New Roman"/>
+                <w:bCs/>
+                <w:sz w:val="20"/>
+              </w:rPr>
+              <w:t>}</w:t>
             </w:r>
           </w:p>
         </w:tc>
@@ -5314,7 +5425,27 @@
                 <w:sz w:val="18"/>
                 <w:szCs w:val="20"/>
               </w:rPr>
-              <w:t>{schoolHeadDesignation}</w:t>
+              <w:t>{</w:t>
+            </w:r>
+            <w:proofErr w:type="spellStart"/>
+            <w:r>
+              <w:rPr>
+                <w:rFonts w:ascii="Aptos Slab" w:hAnsi="Aptos Slab" w:cs="Times New Roman"/>
+                <w:bCs/>
+                <w:sz w:val="18"/>
+                <w:szCs w:val="20"/>
+              </w:rPr>
+              <w:t>schoolHeadDesignation</w:t>
+            </w:r>
+            <w:proofErr w:type="spellEnd"/>
+            <w:r>
+              <w:rPr>
+                <w:rFonts w:ascii="Aptos Slab" w:hAnsi="Aptos Slab" w:cs="Times New Roman"/>
+                <w:bCs/>
+                <w:sz w:val="18"/>
+                <w:szCs w:val="20"/>
+              </w:rPr>
+              <w:t>}</w:t>
             </w:r>
           </w:p>
         </w:tc>
@@ -6400,25 +6531,16 @@
 </file>
 
 <file path=customXml/item1.xml><?xml version="1.0" encoding="utf-8"?>
-<b:Sources xmlns:b="http://schemas.openxmlformats.org/officeDocument/2006/bibliography" xmlns="http://schemas.openxmlformats.org/officeDocument/2006/bibliography" SelectedStyle="\APASixthEditionOfficeOnline.xsl" StyleName="APA" Version="6"/>
-</file>
-
-<file path=customXml/item2.xml><?xml version="1.0" encoding="utf-8"?>
 <p:properties xmlns:p="http://schemas.microsoft.com/office/2006/metadata/properties" xmlns:xsi="http://www.w3.org/2001/XMLSchema-instance" xmlns:pc="http://schemas.microsoft.com/office/infopath/2007/PartnerControls">
   <documentManagement/>
 </p:properties>
 </file>
 
-<file path=customXml/item3.xml><?xml version="1.0" encoding="utf-8"?>
-<?mso-contentType ?>
-<FormTemplates xmlns="http://schemas.microsoft.com/sharepoint/v3/contenttype/forms">
-  <Display>DocumentLibraryForm</Display>
-  <Edit>DocumentLibraryForm</Edit>
-  <New>DocumentLibraryForm</New>
-</FormTemplates>
+<file path=customXml/item2.xml><?xml version="1.0" encoding="utf-8"?>
+<b:Sources xmlns:b="http://schemas.openxmlformats.org/officeDocument/2006/bibliography" xmlns="http://schemas.openxmlformats.org/officeDocument/2006/bibliography" SelectedStyle="\APASixthEditionOfficeOnline.xsl" StyleName="APA" Version="6"/>
 </file>
 
-<file path=customXml/item4.xml><?xml version="1.0" encoding="utf-8"?>
+<file path=customXml/item3.xml><?xml version="1.0" encoding="utf-8"?>
 <ct:contentTypeSchema xmlns:ct="http://schemas.microsoft.com/office/2006/metadata/contentType" xmlns:ma="http://schemas.microsoft.com/office/2006/metadata/properties/metaAttributes" ct:_="" ma:_="" ma:contentTypeName="Document" ma:contentTypeID="0x01010019B181300F721B4D9F3B95A3EE15143C" ma:contentTypeVersion="10" ma:contentTypeDescription="Create a new document." ma:contentTypeScope="" ma:versionID="bf2ca1b3bc24449cdd1a669432d4bb9e">
   <xsd:schema xmlns:xsd="http://www.w3.org/2001/XMLSchema" xmlns:xs="http://www.w3.org/2001/XMLSchema" xmlns:p="http://schemas.microsoft.com/office/2006/metadata/properties" xmlns:ns3="541f9672-3e94-4c26-a847-81d4d159bfa1" targetNamespace="http://schemas.microsoft.com/office/2006/metadata/properties" ma:root="true" ma:fieldsID="14a7babb77b443892259070c9ba030eb" ns3:_="">
     <xsd:import namespace="541f9672-3e94-4c26-a847-81d4d159bfa1"/>
@@ -6602,15 +6724,16 @@
 </ct:contentTypeSchema>
 </file>
 
-<file path=customXml/itemProps1.xml><?xml version="1.0" encoding="utf-8"?>
-<ds:datastoreItem xmlns:ds="http://schemas.openxmlformats.org/officeDocument/2006/customXml" ds:itemID="{79EDFC7F-E73A-4641-AB05-0EAF77FB85CB}">
-  <ds:schemaRefs>
-    <ds:schemaRef ds:uri="http://schemas.openxmlformats.org/officeDocument/2006/bibliography"/>
-  </ds:schemaRefs>
-</ds:datastoreItem>
+<file path=customXml/item4.xml><?xml version="1.0" encoding="utf-8"?>
+<?mso-contentType ?>
+<FormTemplates xmlns="http://schemas.microsoft.com/sharepoint/v3/contenttype/forms">
+  <Display>DocumentLibraryForm</Display>
+  <Edit>DocumentLibraryForm</Edit>
+  <New>DocumentLibraryForm</New>
+</FormTemplates>
 </file>
 
-<file path=customXml/itemProps2.xml><?xml version="1.0" encoding="utf-8"?>
+<file path=customXml/itemProps1.xml><?xml version="1.0" encoding="utf-8"?>
 <ds:datastoreItem xmlns:ds="http://schemas.openxmlformats.org/officeDocument/2006/customXml" ds:itemID="{672FB7B5-DBC2-43DE-98D9-E1693A2B312F}">
   <ds:schemaRefs>
     <ds:schemaRef ds:uri="http://schemas.microsoft.com/office/2006/metadata/properties"/>
@@ -6619,15 +6742,15 @@
 </ds:datastoreItem>
 </file>
 
-<file path=customXml/itemProps3.xml><?xml version="1.0" encoding="utf-8"?>
-<ds:datastoreItem xmlns:ds="http://schemas.openxmlformats.org/officeDocument/2006/customXml" ds:itemID="{9E607EEA-1579-4534-A211-223D35B43271}">
+<file path=customXml/itemProps2.xml><?xml version="1.0" encoding="utf-8"?>
+<ds:datastoreItem xmlns:ds="http://schemas.openxmlformats.org/officeDocument/2006/customXml" ds:itemID="{79EDFC7F-E73A-4641-AB05-0EAF77FB85CB}">
   <ds:schemaRefs>
-    <ds:schemaRef ds:uri="http://schemas.microsoft.com/sharepoint/v3/contenttype/forms"/>
+    <ds:schemaRef ds:uri="http://schemas.openxmlformats.org/officeDocument/2006/bibliography"/>
   </ds:schemaRefs>
 </ds:datastoreItem>
 </file>
 
-<file path=customXml/itemProps4.xml><?xml version="1.0" encoding="utf-8"?>
+<file path=customXml/itemProps3.xml><?xml version="1.0" encoding="utf-8"?>
 <ds:datastoreItem xmlns:ds="http://schemas.openxmlformats.org/officeDocument/2006/customXml" ds:itemID="{1934D20A-BA2A-4311-8449-030457D80377}">
   <ds:schemaRefs>
     <ds:schemaRef ds:uri="http://schemas.microsoft.com/office/2006/metadata/contentType"/>
@@ -6643,4 +6766,12 @@
     <ds:schemaRef ds:uri="http://schemas.microsoft.com/internal/obd"/>
   </ds:schemaRefs>
 </ds:datastoreItem>
+</file>
+
+<file path=customXml/itemProps4.xml><?xml version="1.0" encoding="utf-8"?>
+<ds:datastoreItem xmlns:ds="http://schemas.openxmlformats.org/officeDocument/2006/customXml" ds:itemID="{9E607EEA-1579-4534-A211-223D35B43271}">
+  <ds:schemaRefs>
+    <ds:schemaRef ds:uri="http://schemas.microsoft.com/sharepoint/v3/contenttype/forms"/>
+  </ds:schemaRefs>
+</ds:datastoreItem>
 </file>